--- a/docs/Teleop-Research-Documentation.docx
+++ b/docs/Teleop-Research-Documentation.docx
@@ -1057,7 +1057,39 @@
         <w:pStyle w:val="Heading1"/>
       </w:pPr>
       <w:r>
-        <w:t>6. Chosen solutions</w:t>
+        <w:t>6. Where this is going next</w:t>
+      </w:r>
+    </w:p>
+    <w:p>
+      <w:pPr/>
+      <w:r>
+        <w:t>Everything above hides delay by extrapolating the robot's own motion. The predictor is a dead-reckoner: it takes the arm's recent trajectory and continues it. It does not know there is a wall in front of the arm, and it does not know the gripper has just closed on something with weight. Asked where the arm will be in 300 ms, it will answer with a position inside the wall, or with the unloaded trajectory for an arm that is now carrying a load.</w:t>
+      </w:r>
+    </w:p>
+    <w:p>
+      <w:pPr/>
+      <w:r>
+        <w:t>The next direction is to give the prediction a model of the physical situation rather than only the trajectory - world models and other physical-AI models that understand the environment well enough to simulate what is about to happen. Two examples that define the goal: if the arm is approaching a wall, predict it stopping there and show that before the real arm arrives; if the gripper picks up a ball with mass, understand that the dynamics have changed and adjust the prediction accordingly.</w:t>
+      </w:r>
+    </w:p>
+    <w:p>
+      <w:pPr/>
+      <w:r>
+        <w:t>This combines with the network work rather than replacing it, and that combination is the point. The existing axes decide when a sample is shown and how its correction is absorbed. A model of the world improves what is shown in the first place. The two multiply: a prediction that is right more often leaves less correction to hide and needs less buffering to cover it.</w:t>
+      </w:r>
+    </w:p>
+    <w:p>
+      <w:pPr/>
+      <w:r>
+        <w:t>Status, stated plainly so this section is not mistaken for a description of something that exists: nothing in the system observes the environment today. The robot reports a pose and nothing else - 57 fixed bytes, with no field for anything sensed. There is no camera feed, no depth and no contact sensing; the operator sees a rig posed from the numbers they themselves just sent. The simulated robot is kinematic by deliberate choice, with no mass and no collision. How the environment would be sensed, how it would reach the algorithms without breaking the no-I/O rule those algorithms are built on, and what the model actually is, are all open questions. This is a direction, not a design.</w:t>
+      </w:r>
+    </w:p>
+    <w:p>
+      <w:pPr>
+        <w:pStyle w:val="Heading1"/>
+      </w:pPr>
+      <w:r>
+        <w:t>7. Chosen solutions</w:t>
       </w:r>
     </w:p>
     <w:p>

--- a/docs/Teleop-Research-Documentation.docx
+++ b/docs/Teleop-Research-Documentation.docx
@@ -1457,6 +1457,50 @@
         <w:t>docs/research-log/2026-09-09-network-efficiency-decisions.md</w:t>
       </w:r>
     </w:p>
+    <w:p>
+      <w:pPr>
+        <w:pStyle w:val="Heading2"/>
+      </w:pPr>
+      <w:r>
+        <w:t>Literature: survey only (2026-09-16)</w:t>
+      </w:r>
+    </w:p>
+    <w:p>
+      <w:r>
+        <w:rPr>
+          <w:b/>
+          <w:i w:val="0"/>
+        </w:rPr>
+        <w:t xml:space="preserve">Why: </w:t>
+      </w:r>
+      <w:r>
+        <w:t>A review of five neighbouring research fields found that the approach this project built independently - showing the operator a locally predicted stand-in for the distant robot, then easing the picture back to reality when the true position arrives - is a recognised technique called predictive display, studied since the 1960s and flown on space missions. The review also found no published support for the smoothness measure this project has been using to judge how comfortable a correction feels.</w:t>
+      </w:r>
+    </w:p>
+    <w:p>
+      <w:r>
+        <w:rPr>
+          <w:b/>
+          <w:i w:val="0"/>
+        </w:rPr>
+        <w:t xml:space="preserve">Rejected: </w:t>
+      </w:r>
+      <w:r>
+        <w:t>Nothing was rejected, because nothing was built or compared. The review did overturn a standing instruction in an earlier write-up that told future readers not to search this body of work again, and it corrected a figure quoted from a paper nobody here had been able to obtain: hand movement becomes hard to predict from about 160 to 180 milliseconds ahead, not 200.</w:t>
+      </w:r>
+    </w:p>
+    <w:p>
+      <w:r>
+        <w:rPr>
+          <w:b/>
+          <w:i w:val="0"/>
+        </w:rPr>
+        <w:t xml:space="preserve">Full reasoning: </w:t>
+      </w:r>
+      <w:r>
+        <w:t>docs/research-log/2026-09-15-literature-review-decisions.md</w:t>
+      </w:r>
+    </w:p>
     <w:sectPr>
       <w:pgSz w:w="12240" w:h="15840"/>
       <w:pgMar w:top="1440" w:right="1800" w:bottom="1440" w:left="1800" w:header="720" w:footer="720" w:gutter="0"/>
